--- a/并行计算/实验/实验3/《并行计算》实验3指导书.docx
+++ b/并行计算/实验/实验3/《并行计算》实验3指导书.docx
@@ -1026,10 +1026,10 @@
             <v:path o:extrusionok="f" gradientshapeok="t" o:connecttype="rect"/>
             <o:lock v:ext="edit" aspectratio="t"/>
           </v:shapetype>
-          <v:shape id="_x0000_i1025" type="#_x0000_t75" style="width:63pt;height:32pt" o:ole="">
+          <v:shape id="_x0000_i1025" type="#_x0000_t75" style="width:63.1pt;height:32.1pt" o:ole="">
             <v:imagedata r:id="rId10" o:title=""/>
           </v:shape>
-          <o:OLEObject Type="Embed" ProgID="Equation.3" ShapeID="_x0000_i1025" DrawAspect="Content" ObjectID="_1790084028" r:id="rId11"/>
+          <o:OLEObject Type="Embed" ProgID="Equation.3" ShapeID="_x0000_i1025" DrawAspect="Content" ObjectID="_1790492417" r:id="rId11"/>
         </w:object>
       </w:r>
       <w:r>
@@ -1037,10 +1037,10 @@
           <w:rFonts w:ascii="Times New Roman" w:hAnsi="Times New Roman"/>
         </w:rPr>
         <w:object w:dxaOrig="180" w:dyaOrig="345" w14:anchorId="63E9958F">
-          <v:shape id="_x0000_i1026" type="#_x0000_t75" style="width:9.65pt;height:17pt" o:ole="">
+          <v:shape id="_x0000_i1026" type="#_x0000_t75" style="width:9.6pt;height:17.1pt" o:ole="">
             <v:imagedata r:id="rId12" o:title=""/>
           </v:shape>
-          <o:OLEObject Type="Embed" ProgID="Equation.3" ShapeID="_x0000_i1026" DrawAspect="Content" ObjectID="_1790084029" r:id="rId13"/>
+          <o:OLEObject Type="Embed" ProgID="Equation.3" ShapeID="_x0000_i1026" DrawAspect="Content" ObjectID="_1790492418" r:id="rId13"/>
         </w:object>
       </w:r>
     </w:p>
@@ -1107,10 +1107,10 @@
           <w:rFonts w:ascii="Times New Roman" w:hAnsi="Times New Roman"/>
         </w:rPr>
         <w:object w:dxaOrig="795" w:dyaOrig="285" w14:anchorId="131B7B4C">
-          <v:shape id="_x0000_i1027" type="#_x0000_t75" style="width:40pt;height:14pt" o:ole="">
+          <v:shape id="_x0000_i1027" type="#_x0000_t75" style="width:39.9pt;height:13.9pt" o:ole="">
             <v:imagedata r:id="rId14" o:title=""/>
           </v:shape>
-          <o:OLEObject Type="Embed" ProgID="Equation.3" ShapeID="_x0000_i1027" DrawAspect="Content" ObjectID="_1790084030" r:id="rId15"/>
+          <o:OLEObject Type="Embed" ProgID="Equation.3" ShapeID="_x0000_i1027" DrawAspect="Content" ObjectID="_1790492419" r:id="rId15"/>
         </w:object>
       </w:r>
     </w:p>
@@ -1294,10 +1294,10 @@
           <w:rFonts w:ascii="Times New Roman" w:hAnsi="Times New Roman"/>
         </w:rPr>
         <w:object w:dxaOrig="1665" w:dyaOrig="660" w14:anchorId="2055DF1D">
-          <v:shape id="_x0000_i1028" type="#_x0000_t75" style="width:83.65pt;height:33pt" o:ole="">
+          <v:shape id="_x0000_i1028" type="#_x0000_t75" style="width:83.75pt;height:33.15pt" o:ole="">
             <v:imagedata r:id="rId16" o:title=""/>
           </v:shape>
-          <o:OLEObject Type="Embed" ProgID="Equation.3" ShapeID="_x0000_i1028" DrawAspect="Content" ObjectID="_1790084031" r:id="rId17"/>
+          <o:OLEObject Type="Embed" ProgID="Equation.3" ShapeID="_x0000_i1028" DrawAspect="Content" ObjectID="_1790492420" r:id="rId17"/>
         </w:object>
       </w:r>
     </w:p>
@@ -1320,10 +1320,10 @@
           <w:position w:val="-6"/>
         </w:rPr>
         <w:object w:dxaOrig="1960" w:dyaOrig="320" w14:anchorId="195D2079">
-          <v:shape id="_x0000_i1029" type="#_x0000_t75" style="width:98.35pt;height:16.65pt" o:ole="">
+          <v:shape id="_x0000_i1029" type="#_x0000_t75" style="width:98.4pt;height:16.75pt" o:ole="">
             <v:imagedata r:id="rId18" o:title=""/>
           </v:shape>
-          <o:OLEObject Type="Embed" ProgID="Equation.DSMT4" ShapeID="_x0000_i1029" DrawAspect="Content" ObjectID="_1790084032" r:id="rId19"/>
+          <o:OLEObject Type="Embed" ProgID="Equation.DSMT4" ShapeID="_x0000_i1029" DrawAspect="Content" ObjectID="_1790492421" r:id="rId19"/>
         </w:object>
       </w:r>
       <w:r>
@@ -1358,10 +1358,10 @@
           <w:rFonts w:ascii="Times New Roman" w:hAnsi="Times New Roman"/>
         </w:rPr>
         <w:object w:dxaOrig="1515" w:dyaOrig="615" w14:anchorId="24B379A1">
-          <v:shape id="_x0000_i1030" type="#_x0000_t75" style="width:75.65pt;height:31.65pt" o:ole="">
+          <v:shape id="_x0000_i1030" type="#_x0000_t75" style="width:75.55pt;height:31.7pt" o:ole="">
             <v:imagedata r:id="rId20" o:title=""/>
           </v:shape>
-          <o:OLEObject Type="Embed" ProgID="Equation.3" ShapeID="_x0000_i1030" DrawAspect="Content" ObjectID="_1790084033" r:id="rId21"/>
+          <o:OLEObject Type="Embed" ProgID="Equation.3" ShapeID="_x0000_i1030" DrawAspect="Content" ObjectID="_1790492422" r:id="rId21"/>
         </w:object>
       </w:r>
     </w:p>
@@ -1492,10 +1492,10 @@
           <w:rFonts w:ascii="Times New Roman" w:hAnsi="Times New Roman"/>
         </w:rPr>
         <w:object w:dxaOrig="1455" w:dyaOrig="315" w14:anchorId="144DEDC2">
-          <v:shape id="_x0000_i1031" type="#_x0000_t75" style="width:73.65pt;height:16pt" o:ole="">
+          <v:shape id="_x0000_i1031" type="#_x0000_t75" style="width:73.8pt;height:16.05pt" o:ole="">
             <v:imagedata r:id="rId22" o:title=""/>
           </v:shape>
-          <o:OLEObject Type="Embed" ProgID="Equation.3" ShapeID="_x0000_i1031" DrawAspect="Content" ObjectID="_1790084034" r:id="rId23"/>
+          <o:OLEObject Type="Embed" ProgID="Equation.3" ShapeID="_x0000_i1031" DrawAspect="Content" ObjectID="_1790492423" r:id="rId23"/>
         </w:object>
       </w:r>
     </w:p>
@@ -4867,7 +4867,14 @@
         <w:rPr>
           <w:rFonts w:ascii="Times New Roman" w:hAnsi="Times New Roman" w:hint="eastAsia"/>
         </w:rPr>
-        <w:t>步骤二：进行如下实验并记录数据（实验报告中给出数据并绘图）</w:t>
+        <w:t>步骤二：进行如下实验并记录数据</w:t>
+      </w:r>
+      <w:r>
+        <w:rPr>
+          <w:rFonts w:ascii="Times New Roman" w:hAnsi="Times New Roman" w:hint="eastAsia"/>
+          <w:highlight w:val="yellow"/>
+        </w:rPr>
+        <w:t>（实验报告中给出数据并绘图）</w:t>
       </w:r>
     </w:p>
     <w:p>
@@ -7324,7 +7331,7 @@
           <w:noProof/>
         </w:rPr>
         <w:drawing>
-          <wp:anchor distT="0" distB="0" distL="114300" distR="114300" simplePos="0" relativeHeight="251658240" behindDoc="0" locked="0" layoutInCell="1" allowOverlap="1" wp14:anchorId="2E2F66D4" wp14:editId="318AEA66">
+          <wp:anchor distT="0" distB="0" distL="114300" distR="114300" simplePos="0" relativeHeight="251658240" behindDoc="0" locked="0" layoutInCell="1" allowOverlap="1" wp14:anchorId="2E2F66D4" wp14:editId="3A6EBDE5">
             <wp:simplePos x="0" y="0"/>
             <wp:positionH relativeFrom="margin">
               <wp:align>left</wp:align>
@@ -7496,7 +7503,7 @@
           <w:noProof/>
         </w:rPr>
         <w:drawing>
-          <wp:anchor distT="0" distB="0" distL="114300" distR="114300" simplePos="0" relativeHeight="251659264" behindDoc="0" locked="0" layoutInCell="1" allowOverlap="1" wp14:anchorId="78AE9F7E" wp14:editId="106298C1">
+          <wp:anchor distT="0" distB="0" distL="114300" distR="114300" simplePos="0" relativeHeight="251659264" behindDoc="0" locked="0" layoutInCell="1" allowOverlap="1" wp14:anchorId="78AE9F7E" wp14:editId="12C8BFB2">
             <wp:simplePos x="0" y="0"/>
             <wp:positionH relativeFrom="column">
               <wp:posOffset>1905</wp:posOffset>
@@ -9965,7 +9972,7 @@
           <w:noProof/>
         </w:rPr>
         <w:drawing>
-          <wp:anchor distT="0" distB="0" distL="114300" distR="114300" simplePos="0" relativeHeight="251660288" behindDoc="0" locked="0" layoutInCell="1" allowOverlap="1" wp14:anchorId="3DC43E76" wp14:editId="19A2AA0E">
+          <wp:anchor distT="0" distB="0" distL="114300" distR="114300" simplePos="0" relativeHeight="251660288" behindDoc="0" locked="0" layoutInCell="1" allowOverlap="1" wp14:anchorId="3DC43E76" wp14:editId="5A3DE00A">
             <wp:simplePos x="0" y="0"/>
             <wp:positionH relativeFrom="margin">
               <wp:align>left</wp:align>
@@ -10134,7 +10141,7 @@
     <w:p>
       <w:pPr>
         <w:rPr>
-          <w:rFonts w:ascii="Times New Roman" w:hAnsi="Times New Roman" w:hint="eastAsia"/>
+          <w:rFonts w:ascii="Times New Roman" w:hAnsi="Times New Roman"/>
         </w:rPr>
       </w:pPr>
       <w:r>
@@ -10143,7 +10150,7 @@
           <w:noProof/>
         </w:rPr>
         <w:drawing>
-          <wp:anchor distT="0" distB="0" distL="114300" distR="114300" simplePos="0" relativeHeight="251661312" behindDoc="0" locked="0" layoutInCell="1" allowOverlap="1" wp14:anchorId="295E44FC" wp14:editId="7F8E8574">
+          <wp:anchor distT="0" distB="0" distL="114300" distR="114300" simplePos="0" relativeHeight="251661312" behindDoc="0" locked="0" layoutInCell="1" allowOverlap="1" wp14:anchorId="295E44FC" wp14:editId="278CA90B">
             <wp:simplePos x="0" y="0"/>
             <wp:positionH relativeFrom="column">
               <wp:posOffset>635</wp:posOffset>
@@ -11120,7 +11127,7 @@
     <w:p>
       <w:pPr>
         <w:rPr>
-          <w:rFonts w:ascii="Times New Roman" w:hAnsi="Times New Roman" w:hint="eastAsia"/>
+          <w:rFonts w:ascii="Times New Roman" w:hAnsi="Times New Roman"/>
         </w:rPr>
       </w:pPr>
       <w:r>
@@ -11129,7 +11136,7 @@
           <w:noProof/>
         </w:rPr>
         <w:drawing>
-          <wp:anchor distT="0" distB="0" distL="114300" distR="114300" simplePos="0" relativeHeight="251662336" behindDoc="0" locked="0" layoutInCell="1" allowOverlap="1" wp14:anchorId="54BA2DE8" wp14:editId="21A98636">
+          <wp:anchor distT="0" distB="0" distL="114300" distR="114300" simplePos="0" relativeHeight="251662336" behindDoc="0" locked="0" layoutInCell="1" allowOverlap="1" wp14:anchorId="54BA2DE8" wp14:editId="73448AC5">
             <wp:simplePos x="0" y="0"/>
             <wp:positionH relativeFrom="column">
               <wp:posOffset>0</wp:posOffset>
@@ -11184,7 +11191,7 @@
           <w:noProof/>
         </w:rPr>
         <w:drawing>
-          <wp:anchor distT="0" distB="0" distL="114300" distR="114300" simplePos="0" relativeHeight="251664384" behindDoc="0" locked="0" layoutInCell="1" allowOverlap="1" wp14:anchorId="6CD9D490" wp14:editId="303FFBBE">
+          <wp:anchor distT="0" distB="0" distL="114300" distR="114300" simplePos="0" relativeHeight="251664384" behindDoc="0" locked="0" layoutInCell="1" allowOverlap="1" wp14:anchorId="6CD9D490" wp14:editId="4EBE3D5A">
             <wp:simplePos x="0" y="0"/>
             <wp:positionH relativeFrom="margin">
               <wp:align>left</wp:align>
@@ -11239,7 +11246,7 @@
           <w:noProof/>
         </w:rPr>
         <w:drawing>
-          <wp:anchor distT="0" distB="0" distL="114300" distR="114300" simplePos="0" relativeHeight="251663360" behindDoc="0" locked="0" layoutInCell="1" allowOverlap="1" wp14:anchorId="136FD490" wp14:editId="0F9708F9">
+          <wp:anchor distT="0" distB="0" distL="114300" distR="114300" simplePos="0" relativeHeight="251663360" behindDoc="0" locked="0" layoutInCell="1" allowOverlap="1" wp14:anchorId="136FD490" wp14:editId="7B142437">
             <wp:simplePos x="0" y="0"/>
             <wp:positionH relativeFrom="column">
               <wp:posOffset>0</wp:posOffset>
@@ -11299,6 +11306,7 @@
       <w:r>
         <w:rPr>
           <w:rFonts w:hint="eastAsia"/>
+          <w:highlight w:val="yellow"/>
         </w:rPr>
         <w:t>根据记录的数据计算加速比与效率（给出数据并绘图）</w:t>
       </w:r>
@@ -28281,9 +28289,6 @@
           <w:p>
             <w:pPr>
               <w:jc w:val="center"/>
-              <w:rPr>
-                <w:rFonts w:hint="eastAsia"/>
-              </w:rPr>
             </w:pPr>
             <w:r>
               <w:rPr>
@@ -28400,9 +28405,6 @@
           <w:p>
             <w:pPr>
               <w:jc w:val="center"/>
-              <w:rPr>
-                <w:rFonts w:hint="eastAsia"/>
-              </w:rPr>
             </w:pPr>
             <w:r>
               <w:rPr>
@@ -28519,9 +28521,6 @@
           <w:p>
             <w:pPr>
               <w:jc w:val="center"/>
-              <w:rPr>
-                <w:rFonts w:hint="eastAsia"/>
-              </w:rPr>
             </w:pPr>
             <w:r>
               <w:rPr>
@@ -28638,9 +28637,6 @@
           <w:p>
             <w:pPr>
               <w:jc w:val="center"/>
-              <w:rPr>
-                <w:rFonts w:hint="eastAsia"/>
-              </w:rPr>
             </w:pPr>
             <w:r>
               <w:rPr>
